--- a/Task 2/Task 2 Development Template.docx
+++ b/Task 2/Task 2 Development Template.docx
@@ -1,6 +1,6 @@
 
 <file path=word/document.xml><?xml version="1.0" encoding="utf-8"?>
-<w:document xmlns:wpc="http://schemas.microsoft.com/office/word/2010/wordprocessingCanvas" xmlns:cx="http://schemas.microsoft.com/office/drawing/2014/chartex" xmlns:cx1="http://schemas.microsoft.com/office/drawing/2015/9/8/chartex" xmlns:cx2="http://schemas.microsoft.com/office/drawing/2015/10/21/chartex" xmlns:cx3="http://schemas.microsoft.com/office/drawing/2016/5/9/chartex" xmlns:cx4="http://schemas.microsoft.com/office/drawing/2016/5/10/chartex" xmlns:cx5="http://schemas.microsoft.com/office/drawing/2016/5/11/chartex" xmlns:cx6="http://schemas.microsoft.com/office/drawing/2016/5/12/chartex" xmlns:cx7="http://schemas.microsoft.com/office/drawing/2016/5/13/chartex" xmlns:cx8="http://schemas.microsoft.com/office/drawing/2016/5/14/chartex" xmlns:mc="http://schemas.openxmlformats.org/markup-compatibility/2006" xmlns:aink="http://schemas.microsoft.com/office/drawing/2016/ink" xmlns:am3d="http://schemas.microsoft.com/office/drawing/2017/model3d" xmlns:o="urn:schemas-microsoft-com:office:office" xmlns:r="http://schemas.openxmlformats.org/officeDocument/2006/relationships" xmlns:m="http://schemas.openxmlformats.org/officeDocument/2006/math" xmlns:v="urn:schemas-microsoft-com:vml" xmlns:wp14="http://schemas.microsoft.com/office/word/2010/wordprocessingDrawing" xmlns:wp="http://schemas.openxmlformats.org/drawingml/2006/wordprocessingDrawing" xmlns:w10="urn:schemas-microsoft-com:office:word" xmlns:w="http://schemas.openxmlformats.org/wordprocessingml/2006/main" xmlns:w14="http://schemas.microsoft.com/office/word/2010/wordml" xmlns:w15="http://schemas.microsoft.com/office/word/2012/wordml" xmlns:w16cex="http://schemas.microsoft.com/office/word/2018/wordml/cex" xmlns:w16cid="http://schemas.microsoft.com/office/word/2016/wordml/cid" xmlns:w16="http://schemas.microsoft.com/office/word/2018/wordml" xmlns:w16sdtdh="http://schemas.microsoft.com/office/word/2020/wordml/sdtdatahash" xmlns:w16se="http://schemas.microsoft.com/office/word/2015/wordml/symex" xmlns:wpg="http://schemas.microsoft.com/office/word/2010/wordprocessingGroup" xmlns:wpi="http://schemas.microsoft.com/office/word/2010/wordprocessingInk" xmlns:wne="http://schemas.microsoft.com/office/word/2006/wordml" xmlns:wps="http://schemas.microsoft.com/office/word/2010/wordprocessingShape" mc:Ignorable="w14 w15 w16se w16cid w16 w16cex w16sdtdh wp14">
+<w:document xmlns:wpc="http://schemas.microsoft.com/office/word/2010/wordprocessingCanvas" xmlns:cx="http://schemas.microsoft.com/office/drawing/2014/chartex" xmlns:cx1="http://schemas.microsoft.com/office/drawing/2015/9/8/chartex" xmlns:cx2="http://schemas.microsoft.com/office/drawing/2015/10/21/chartex" xmlns:cx3="http://schemas.microsoft.com/office/drawing/2016/5/9/chartex" xmlns:cx4="http://schemas.microsoft.com/office/drawing/2016/5/10/chartex" xmlns:cx5="http://schemas.microsoft.com/office/drawing/2016/5/11/chartex" xmlns:cx6="http://schemas.microsoft.com/office/drawing/2016/5/12/chartex" xmlns:cx7="http://schemas.microsoft.com/office/drawing/2016/5/13/chartex" xmlns:cx8="http://schemas.microsoft.com/office/drawing/2016/5/14/chartex" xmlns:mc="http://schemas.openxmlformats.org/markup-compatibility/2006" xmlns:aink="http://schemas.microsoft.com/office/drawing/2016/ink" xmlns:am3d="http://schemas.microsoft.com/office/drawing/2017/model3d" xmlns:o="urn:schemas-microsoft-com:office:office" xmlns:oel="http://schemas.microsoft.com/office/2019/extlst" xmlns:r="http://schemas.openxmlformats.org/officeDocument/2006/relationships" xmlns:m="http://schemas.openxmlformats.org/officeDocument/2006/math" xmlns:v="urn:schemas-microsoft-com:vml" xmlns:wp14="http://schemas.microsoft.com/office/word/2010/wordprocessingDrawing" xmlns:wp="http://schemas.openxmlformats.org/drawingml/2006/wordprocessingDrawing" xmlns:w10="urn:schemas-microsoft-com:office:word" xmlns:w="http://schemas.openxmlformats.org/wordprocessingml/2006/main" xmlns:w14="http://schemas.microsoft.com/office/word/2010/wordml" xmlns:w15="http://schemas.microsoft.com/office/word/2012/wordml" xmlns:w16cex="http://schemas.microsoft.com/office/word/2018/wordml/cex" xmlns:w16cid="http://schemas.microsoft.com/office/word/2016/wordml/cid" xmlns:w16="http://schemas.microsoft.com/office/word/2018/wordml" xmlns:w16du="http://schemas.microsoft.com/office/word/2023/wordml/word16du" xmlns:w16sdtdh="http://schemas.microsoft.com/office/word/2020/wordml/sdtdatahash" xmlns:w16sdtfl="http://schemas.microsoft.com/office/word/2024/wordml/sdtformatlock" xmlns:w16se="http://schemas.microsoft.com/office/word/2015/wordml/symex" xmlns:wpg="http://schemas.microsoft.com/office/word/2010/wordprocessingGroup" xmlns:wpi="http://schemas.microsoft.com/office/word/2010/wordprocessingInk" xmlns:wne="http://schemas.microsoft.com/office/word/2006/wordml" xmlns:wps="http://schemas.microsoft.com/office/word/2010/wordprocessingShape" mc:Ignorable="w14 w15 w16se w16cid w16 w16cex w16sdtdh w16sdtfl w16du wp14">
   <w:body>
     <w:p>
       <w:pPr>
@@ -357,6 +357,9 @@
     <w:p/>
     <w:p>
       <w:r>
+        <w:rPr>
+          <w:noProof/>
+        </w:rPr>
         <w:drawing>
           <wp:inline distT="0" distB="0" distL="0" distR="0" wp14:anchorId="0E4BD627" wp14:editId="2E58D72B">
             <wp:extent cx="3857625" cy="2282789"/>
@@ -401,6 +404,9 @@
         </w:drawing>
       </w:r>
       <w:r>
+        <w:rPr>
+          <w:noProof/>
+        </w:rPr>
         <w:drawing>
           <wp:inline distT="0" distB="0" distL="0" distR="0" wp14:anchorId="09AE5194" wp14:editId="455A81AB">
             <wp:extent cx="5943600" cy="750570"/>
@@ -447,31 +453,7 @@
         </w:numPr>
       </w:pPr>
       <w:r>
-        <w:t xml:space="preserve">Instead of using return </w:t>
-      </w:r>
-      <w:proofErr w:type="spellStart"/>
-      <w:r>
-        <w:t>NotFound</w:t>
-      </w:r>
-      <w:proofErr w:type="spellEnd"/>
-      <w:r>
-        <w:t xml:space="preserve"> in the </w:t>
-      </w:r>
-      <w:proofErr w:type="spellStart"/>
-      <w:r>
-        <w:t>shoppingCartsItemsController</w:t>
-      </w:r>
-      <w:proofErr w:type="spellEnd"/>
-      <w:r>
-        <w:t xml:space="preserve">, I used the </w:t>
-      </w:r>
-      <w:proofErr w:type="spellStart"/>
-      <w:r>
-        <w:t>RedirectToPage</w:t>
-      </w:r>
-      <w:proofErr w:type="spellEnd"/>
-      <w:r>
-        <w:t xml:space="preserve"> method for a better user experience.</w:t>
+        <w:t>Instead of using return NotFound in the shoppingCartsItemsController, I used the RedirectToPage method for a better user experience.</w:t>
       </w:r>
     </w:p>
     <w:p/>
@@ -493,13 +475,7 @@
         <w:rPr>
           <w:color w:val="FF0000"/>
         </w:rPr>
-        <w:t xml:space="preserve"> </w:t>
-      </w:r>
-      <w:r>
-        <w:rPr>
-          <w:color w:val="FF0000"/>
-        </w:rPr>
-        <w:t>[Get a Screenshot]</w:t>
+        <w:t xml:space="preserve"> [Get a Screenshot]</w:t>
       </w:r>
     </w:p>
     <w:p/>
@@ -515,27 +491,11 @@
         <w:t xml:space="preserve">Now Filtering for the user works amazingly, but a problem occurred for </w:t>
       </w:r>
       <w:r>
-        <w:t xml:space="preserve">a logged in producer. The products page displays only the logged in </w:t>
-      </w:r>
-      <w:proofErr w:type="gramStart"/>
-      <w:r>
-        <w:t>producers</w:t>
-      </w:r>
-      <w:proofErr w:type="gramEnd"/>
-      <w:r>
-        <w:t xml:space="preserve"> products which is fine, until they decide </w:t>
+        <w:t xml:space="preserve">a logged in producer. The products page displays only the logged in producers products which is fine, until they decide </w:t>
       </w:r>
       <w:r>
         <w:lastRenderedPageBreak/>
-        <w:t xml:space="preserve">to filter the products. That’s when other </w:t>
-      </w:r>
-      <w:proofErr w:type="gramStart"/>
-      <w:r>
-        <w:t>producers</w:t>
-      </w:r>
-      <w:proofErr w:type="gramEnd"/>
-      <w:r>
-        <w:t xml:space="preserve"> products shows after filtering, so I added role-based filtering as well to fix the issue. </w:t>
+        <w:t xml:space="preserve">to filter the products. That’s when other producers products shows after filtering, so I added role-based filtering as well to fix the issue. </w:t>
       </w:r>
       <w:r>
         <w:rPr>
@@ -564,6 +524,9 @@
         <w:t xml:space="preserve">could edit or delete a producer from the page which is absolutely not allowed. </w:t>
       </w:r>
       <w:r>
+        <w:rPr>
+          <w:noProof/>
+        </w:rPr>
         <w:drawing>
           <wp:inline distT="0" distB="0" distL="0" distR="0" wp14:anchorId="166B5DA8" wp14:editId="10F458B6">
             <wp:extent cx="5943600" cy="2948305"/>
@@ -603,6 +566,9 @@
     </w:p>
     <w:p>
       <w:r>
+        <w:rPr>
+          <w:noProof/>
+        </w:rPr>
         <w:drawing>
           <wp:inline distT="0" distB="0" distL="0" distR="0" wp14:anchorId="1CD3E085" wp14:editId="166BBDDC">
             <wp:extent cx="5943600" cy="2766695"/>
@@ -686,15 +652,7 @@
         </w:numPr>
       </w:pPr>
       <w:r>
-        <w:t xml:space="preserve">When a user uses filters in the shop, and adding a product to the cart while the page is filtered, the page refreshes and the filtering is removed so the user is back to the initial page. The user should still see the filtered products they had even if they add to cart. </w:t>
-      </w:r>
-      <w:proofErr w:type="gramStart"/>
-      <w:r>
-        <w:t>So</w:t>
-      </w:r>
-      <w:proofErr w:type="gramEnd"/>
-      <w:r>
-        <w:t xml:space="preserve"> I fixed the filtering method in the controller.</w:t>
+        <w:t>When a user uses filters in the shop, and adding a product to the cart while the page is filtered, the page refreshes and the filtering is removed so the user is back to the initial page. The user should still see the filtered products they had even if they add to cart. So I fixed the filtering method in the controller.</w:t>
       </w:r>
     </w:p>
     <w:p/>
@@ -748,15 +706,7 @@
         </w:numPr>
       </w:pPr>
       <w:r>
-        <w:t xml:space="preserve">Search function isn’t great, the user must be accurate in spelling to receive the results they want, it is not very user friendly. </w:t>
-      </w:r>
-      <w:proofErr w:type="gramStart"/>
-      <w:r>
-        <w:t>Also</w:t>
-      </w:r>
-      <w:proofErr w:type="gramEnd"/>
-      <w:r>
-        <w:t xml:space="preserve"> when searching the filters are automatically removed if applied, which isn’t great either. </w:t>
+        <w:t xml:space="preserve">Search function isn’t great, the user must be accurate in spelling to receive the results they want, it is not very user friendly. Also when searching the filters are automatically removed if applied, which isn’t great either. </w:t>
       </w:r>
     </w:p>
     <w:p>
@@ -769,6 +719,9 @@
         <w:pStyle w:val="ListParagraph"/>
       </w:pPr>
       <w:r>
+        <w:rPr>
+          <w:noProof/>
+        </w:rPr>
         <w:drawing>
           <wp:inline distT="0" distB="0" distL="0" distR="0" wp14:anchorId="7CFA2AE0" wp14:editId="63F8716D">
             <wp:extent cx="3032530" cy="1152525"/>
@@ -823,6 +776,210 @@
         <w:t>Having more then 12 products in one page is a lot and could cause slower loading speed for the page, therefore pagination must be implemented.</w:t>
       </w:r>
     </w:p>
+    <w:p/>
+    <w:p/>
+    <w:p>
+      <w:pPr>
+        <w:pStyle w:val="ListParagraph"/>
+        <w:numPr>
+          <w:ilvl w:val="0"/>
+          <w:numId w:val="13"/>
+        </w:numPr>
+        <w:rPr>
+          <w:color w:val="EE0000"/>
+        </w:rPr>
+      </w:pPr>
+      <w:r>
+        <w:rPr>
+          <w:color w:val="EE0000"/>
+        </w:rPr>
+        <w:t>Admins and developers can’t add products to the shop for producers. Which should be allowed.</w:t>
+      </w:r>
+      <w:r>
+        <w:rPr>
+          <w:color w:val="EE0000"/>
+        </w:rPr>
+        <w:br/>
+      </w:r>
+      <w:r>
+        <w:rPr>
+          <w:color w:val="EE0000"/>
+        </w:rPr>
+        <w:br/>
+      </w:r>
+      <w:r>
+        <w:rPr>
+          <w:color w:val="EE0000"/>
+        </w:rPr>
+        <w:lastRenderedPageBreak/>
+        <w:br/>
+      </w:r>
+    </w:p>
+    <w:p>
+      <w:pPr>
+        <w:pStyle w:val="ListParagraph"/>
+        <w:numPr>
+          <w:ilvl w:val="0"/>
+          <w:numId w:val="13"/>
+        </w:numPr>
+      </w:pPr>
+      <w:r>
+        <w:t>When the user accesses the orders, my loyalty, or address book page, an active styling is applied to the profile page as well which is an error, but when viewing two factor authentication or personal data page it doesn’t appear:</w:t>
+      </w:r>
+    </w:p>
+    <w:p>
+      <w:pPr>
+        <w:ind w:left="360"/>
+      </w:pPr>
+      <w:r>
+        <w:drawing>
+          <wp:inline distT="0" distB="0" distL="0" distR="0" wp14:anchorId="2AF1C1DB" wp14:editId="5C8BB385">
+            <wp:extent cx="2977816" cy="1028700"/>
+            <wp:effectExtent l="0" t="0" r="0" b="0"/>
+            <wp:docPr id="1067634971" name="Picture 1"/>
+            <wp:cNvGraphicFramePr>
+              <a:graphicFrameLocks xmlns:a="http://schemas.openxmlformats.org/drawingml/2006/main" noChangeAspect="1"/>
+            </wp:cNvGraphicFramePr>
+            <a:graphic xmlns:a="http://schemas.openxmlformats.org/drawingml/2006/main">
+              <a:graphicData uri="http://schemas.openxmlformats.org/drawingml/2006/picture">
+                <pic:pic xmlns:pic="http://schemas.openxmlformats.org/drawingml/2006/picture">
+                  <pic:nvPicPr>
+                    <pic:cNvPr id="1067634971" name=""/>
+                    <pic:cNvPicPr/>
+                  </pic:nvPicPr>
+                  <pic:blipFill rotWithShape="1">
+                    <a:blip r:embed="rId10"/>
+                    <a:srcRect l="23387" r="951" b="50804"/>
+                    <a:stretch>
+                      <a:fillRect/>
+                    </a:stretch>
+                  </pic:blipFill>
+                  <pic:spPr bwMode="auto">
+                    <a:xfrm>
+                      <a:off x="0" y="0"/>
+                      <a:ext cx="2987378" cy="1032003"/>
+                    </a:xfrm>
+                    <a:prstGeom prst="rect">
+                      <a:avLst/>
+                    </a:prstGeom>
+                    <a:ln>
+                      <a:noFill/>
+                    </a:ln>
+                    <a:extLst>
+                      <a:ext uri="{53640926-AAD7-44D8-BBD7-CCE9431645EC}">
+                        <a14:shadowObscured xmlns:a14="http://schemas.microsoft.com/office/drawing/2010/main"/>
+                      </a:ext>
+                    </a:extLst>
+                  </pic:spPr>
+                </pic:pic>
+              </a:graphicData>
+            </a:graphic>
+          </wp:inline>
+        </w:drawing>
+      </w:r>
+      <w:r>
+        <w:drawing>
+          <wp:inline distT="0" distB="0" distL="0" distR="0" wp14:anchorId="1255730F" wp14:editId="68D1A79E">
+            <wp:extent cx="2552700" cy="1100047"/>
+            <wp:effectExtent l="0" t="0" r="0" b="5080"/>
+            <wp:docPr id="1913468652" name="Picture 1"/>
+            <wp:cNvGraphicFramePr>
+              <a:graphicFrameLocks xmlns:a="http://schemas.openxmlformats.org/drawingml/2006/main" noChangeAspect="1"/>
+            </wp:cNvGraphicFramePr>
+            <a:graphic xmlns:a="http://schemas.openxmlformats.org/drawingml/2006/main">
+              <a:graphicData uri="http://schemas.openxmlformats.org/drawingml/2006/picture">
+                <pic:pic xmlns:pic="http://schemas.openxmlformats.org/drawingml/2006/picture">
+                  <pic:nvPicPr>
+                    <pic:cNvPr id="1913468652" name=""/>
+                    <pic:cNvPicPr/>
+                  </pic:nvPicPr>
+                  <pic:blipFill rotWithShape="1">
+                    <a:blip r:embed="rId11"/>
+                    <a:srcRect l="18300" t="2702" r="16826" b="44669"/>
+                    <a:stretch>
+                      <a:fillRect/>
+                    </a:stretch>
+                  </pic:blipFill>
+                  <pic:spPr bwMode="auto">
+                    <a:xfrm>
+                      <a:off x="0" y="0"/>
+                      <a:ext cx="2584642" cy="1113812"/>
+                    </a:xfrm>
+                    <a:prstGeom prst="rect">
+                      <a:avLst/>
+                    </a:prstGeom>
+                    <a:ln>
+                      <a:noFill/>
+                    </a:ln>
+                    <a:extLst>
+                      <a:ext uri="{53640926-AAD7-44D8-BBD7-CCE9431645EC}">
+                        <a14:shadowObscured xmlns:a14="http://schemas.microsoft.com/office/drawing/2010/main"/>
+                      </a:ext>
+                    </a:extLst>
+                  </pic:spPr>
+                </pic:pic>
+              </a:graphicData>
+            </a:graphic>
+          </wp:inline>
+        </w:drawing>
+      </w:r>
+    </w:p>
+    <w:p>
+      <w:pPr>
+        <w:ind w:left="360"/>
+      </w:pPr>
+    </w:p>
+    <w:p>
+      <w:pPr>
+        <w:ind w:left="360"/>
+      </w:pPr>
+      <w:r>
+        <w:t>So I deleted this line:</w:t>
+      </w:r>
+      <w:r>
+        <w:br/>
+      </w:r>
+      <w:r>
+        <w:br/>
+      </w:r>
+      <w:r>
+        <w:drawing>
+          <wp:inline distT="0" distB="0" distL="0" distR="0" wp14:anchorId="32D70FB2" wp14:editId="22B6B353">
+            <wp:extent cx="5943600" cy="3139440"/>
+            <wp:effectExtent l="0" t="0" r="0" b="3810"/>
+            <wp:docPr id="1289774586" name="Picture 1"/>
+            <wp:cNvGraphicFramePr>
+              <a:graphicFrameLocks xmlns:a="http://schemas.openxmlformats.org/drawingml/2006/main" noChangeAspect="1"/>
+            </wp:cNvGraphicFramePr>
+            <a:graphic xmlns:a="http://schemas.openxmlformats.org/drawingml/2006/main">
+              <a:graphicData uri="http://schemas.openxmlformats.org/drawingml/2006/picture">
+                <pic:pic xmlns:pic="http://schemas.openxmlformats.org/drawingml/2006/picture">
+                  <pic:nvPicPr>
+                    <pic:cNvPr id="1289774586" name=""/>
+                    <pic:cNvPicPr/>
+                  </pic:nvPicPr>
+                  <pic:blipFill>
+                    <a:blip r:embed="rId12"/>
+                    <a:stretch>
+                      <a:fillRect/>
+                    </a:stretch>
+                  </pic:blipFill>
+                  <pic:spPr>
+                    <a:xfrm>
+                      <a:off x="0" y="0"/>
+                      <a:ext cx="5943600" cy="3139440"/>
+                    </a:xfrm>
+                    <a:prstGeom prst="rect">
+                      <a:avLst/>
+                    </a:prstGeom>
+                  </pic:spPr>
+                </pic:pic>
+              </a:graphicData>
+            </a:graphic>
+          </wp:inline>
+        </w:drawing>
+      </w:r>
+    </w:p>
     <w:sectPr>
       <w:pgSz w:w="12240" w:h="15840"/>
       <w:pgMar w:top="1440" w:right="1440" w:bottom="1440" w:left="1440" w:header="720" w:footer="720" w:gutter="0"/>
@@ -834,7 +991,7 @@
 </file>
 
 <file path=word/numbering.xml><?xml version="1.0" encoding="utf-8"?>
-<w:numbering xmlns:wpc="http://schemas.microsoft.com/office/word/2010/wordprocessingCanvas" xmlns:cx="http://schemas.microsoft.com/office/drawing/2014/chartex" xmlns:cx1="http://schemas.microsoft.com/office/drawing/2015/9/8/chartex" xmlns:cx2="http://schemas.microsoft.com/office/drawing/2015/10/21/chartex" xmlns:cx3="http://schemas.microsoft.com/office/drawing/2016/5/9/chartex" xmlns:cx4="http://schemas.microsoft.com/office/drawing/2016/5/10/chartex" xmlns:cx5="http://schemas.microsoft.com/office/drawing/2016/5/11/chartex" xmlns:cx6="http://schemas.microsoft.com/office/drawing/2016/5/12/chartex" xmlns:cx7="http://schemas.microsoft.com/office/drawing/2016/5/13/chartex" xmlns:cx8="http://schemas.microsoft.com/office/drawing/2016/5/14/chartex" xmlns:mc="http://schemas.openxmlformats.org/markup-compatibility/2006" xmlns:aink="http://schemas.microsoft.com/office/drawing/2016/ink" xmlns:am3d="http://schemas.microsoft.com/office/drawing/2017/model3d" xmlns:o="urn:schemas-microsoft-com:office:office" xmlns:r="http://schemas.openxmlformats.org/officeDocument/2006/relationships" xmlns:m="http://schemas.openxmlformats.org/officeDocument/2006/math" xmlns:v="urn:schemas-microsoft-com:vml" xmlns:wp14="http://schemas.microsoft.com/office/word/2010/wordprocessingDrawing" xmlns:wp="http://schemas.openxmlformats.org/drawingml/2006/wordprocessingDrawing" xmlns:w10="urn:schemas-microsoft-com:office:word" xmlns:w="http://schemas.openxmlformats.org/wordprocessingml/2006/main" xmlns:w14="http://schemas.microsoft.com/office/word/2010/wordml" xmlns:w15="http://schemas.microsoft.com/office/word/2012/wordml" xmlns:w16cex="http://schemas.microsoft.com/office/word/2018/wordml/cex" xmlns:w16cid="http://schemas.microsoft.com/office/word/2016/wordml/cid" xmlns:w16="http://schemas.microsoft.com/office/word/2018/wordml" xmlns:w16sdtdh="http://schemas.microsoft.com/office/word/2020/wordml/sdtdatahash" xmlns:w16se="http://schemas.microsoft.com/office/word/2015/wordml/symex" xmlns:wpg="http://schemas.microsoft.com/office/word/2010/wordprocessingGroup" xmlns:wpi="http://schemas.microsoft.com/office/word/2010/wordprocessingInk" xmlns:wne="http://schemas.microsoft.com/office/word/2006/wordml" xmlns:wps="http://schemas.microsoft.com/office/word/2010/wordprocessingShape" mc:Ignorable="w14 w15 w16se w16cid w16 w16cex w16sdtdh wp14">
+<w:numbering xmlns:wpc="http://schemas.microsoft.com/office/word/2010/wordprocessingCanvas" xmlns:cx="http://schemas.microsoft.com/office/drawing/2014/chartex" xmlns:cx1="http://schemas.microsoft.com/office/drawing/2015/9/8/chartex" xmlns:cx2="http://schemas.microsoft.com/office/drawing/2015/10/21/chartex" xmlns:cx3="http://schemas.microsoft.com/office/drawing/2016/5/9/chartex" xmlns:cx4="http://schemas.microsoft.com/office/drawing/2016/5/10/chartex" xmlns:cx5="http://schemas.microsoft.com/office/drawing/2016/5/11/chartex" xmlns:cx6="http://schemas.microsoft.com/office/drawing/2016/5/12/chartex" xmlns:cx7="http://schemas.microsoft.com/office/drawing/2016/5/13/chartex" xmlns:cx8="http://schemas.microsoft.com/office/drawing/2016/5/14/chartex" xmlns:mc="http://schemas.openxmlformats.org/markup-compatibility/2006" xmlns:aink="http://schemas.microsoft.com/office/drawing/2016/ink" xmlns:am3d="http://schemas.microsoft.com/office/drawing/2017/model3d" xmlns:o="urn:schemas-microsoft-com:office:office" xmlns:oel="http://schemas.microsoft.com/office/2019/extlst" xmlns:r="http://schemas.openxmlformats.org/officeDocument/2006/relationships" xmlns:m="http://schemas.openxmlformats.org/officeDocument/2006/math" xmlns:v="urn:schemas-microsoft-com:vml" xmlns:wp14="http://schemas.microsoft.com/office/word/2010/wordprocessingDrawing" xmlns:wp="http://schemas.openxmlformats.org/drawingml/2006/wordprocessingDrawing" xmlns:w10="urn:schemas-microsoft-com:office:word" xmlns:w="http://schemas.openxmlformats.org/wordprocessingml/2006/main" xmlns:w14="http://schemas.microsoft.com/office/word/2010/wordml" xmlns:w15="http://schemas.microsoft.com/office/word/2012/wordml" xmlns:w16cex="http://schemas.microsoft.com/office/word/2018/wordml/cex" xmlns:w16cid="http://schemas.microsoft.com/office/word/2016/wordml/cid" xmlns:w16="http://schemas.microsoft.com/office/word/2018/wordml" xmlns:w16du="http://schemas.microsoft.com/office/word/2023/wordml/word16du" xmlns:w16sdtdh="http://schemas.microsoft.com/office/word/2020/wordml/sdtdatahash" xmlns:w16sdtfl="http://schemas.microsoft.com/office/word/2024/wordml/sdtformatlock" xmlns:w16se="http://schemas.microsoft.com/office/word/2015/wordml/symex" xmlns:wpg="http://schemas.microsoft.com/office/word/2010/wordprocessingGroup" xmlns:wpi="http://schemas.microsoft.com/office/word/2010/wordprocessingInk" xmlns:wne="http://schemas.microsoft.com/office/word/2006/wordml" xmlns:wps="http://schemas.microsoft.com/office/word/2010/wordprocessingShape" mc:Ignorable="w14 w15 w16se w16cid w16 w16cex w16sdtdh w16sdtfl w16du wp14">
   <w:abstractNum w:abstractNumId="0" w15:restartNumberingAfterBreak="0">
     <w:nsid w:val="090C008E"/>
     <w:multiLevelType w:val="hybridMultilevel"/>
@@ -1064,7 +1221,7 @@
   <w:abstractNum w:abstractNumId="2" w15:restartNumberingAfterBreak="0">
     <w:nsid w:val="27575D22"/>
     <w:multiLevelType w:val="hybridMultilevel"/>
-    <w:tmpl w:val="A920B54E"/>
+    <w:tmpl w:val="CDE435BE"/>
     <w:lvl w:ilvl="0" w:tplc="08090001">
       <w:start w:val="1"/>
       <w:numFmt w:val="bullet"/>
@@ -2304,50 +2461,50 @@
       </w:rPr>
     </w:lvl>
   </w:abstractNum>
-  <w:num w:numId="1">
+  <w:num w:numId="1" w16cid:durableId="186988341">
     <w:abstractNumId w:val="6"/>
   </w:num>
-  <w:num w:numId="2">
+  <w:num w:numId="2" w16cid:durableId="67652256">
     <w:abstractNumId w:val="5"/>
   </w:num>
-  <w:num w:numId="3">
+  <w:num w:numId="3" w16cid:durableId="929967752">
     <w:abstractNumId w:val="8"/>
   </w:num>
-  <w:num w:numId="4">
+  <w:num w:numId="4" w16cid:durableId="175923554">
     <w:abstractNumId w:val="9"/>
   </w:num>
-  <w:num w:numId="5">
+  <w:num w:numId="5" w16cid:durableId="49306810">
     <w:abstractNumId w:val="10"/>
   </w:num>
-  <w:num w:numId="6">
+  <w:num w:numId="6" w16cid:durableId="573584928">
     <w:abstractNumId w:val="12"/>
   </w:num>
-  <w:num w:numId="7">
+  <w:num w:numId="7" w16cid:durableId="119081201">
     <w:abstractNumId w:val="1"/>
   </w:num>
-  <w:num w:numId="8">
+  <w:num w:numId="8" w16cid:durableId="996572486">
     <w:abstractNumId w:val="3"/>
   </w:num>
-  <w:num w:numId="9">
+  <w:num w:numId="9" w16cid:durableId="824124708">
     <w:abstractNumId w:val="4"/>
   </w:num>
-  <w:num w:numId="10">
+  <w:num w:numId="10" w16cid:durableId="1418399005">
     <w:abstractNumId w:val="0"/>
   </w:num>
-  <w:num w:numId="11">
+  <w:num w:numId="11" w16cid:durableId="320305947">
     <w:abstractNumId w:val="7"/>
   </w:num>
-  <w:num w:numId="12">
+  <w:num w:numId="12" w16cid:durableId="820345608">
     <w:abstractNumId w:val="11"/>
   </w:num>
-  <w:num w:numId="13">
+  <w:num w:numId="13" w16cid:durableId="1828207229">
     <w:abstractNumId w:val="2"/>
   </w:num>
 </w:numbering>
 </file>
 
 <file path=word/styles.xml><?xml version="1.0" encoding="utf-8"?>
-<w:styles xmlns:mc="http://schemas.openxmlformats.org/markup-compatibility/2006" xmlns:r="http://schemas.openxmlformats.org/officeDocument/2006/relationships" xmlns:w="http://schemas.openxmlformats.org/wordprocessingml/2006/main" xmlns:w14="http://schemas.microsoft.com/office/word/2010/wordml" xmlns:w15="http://schemas.microsoft.com/office/word/2012/wordml" xmlns:w16cex="http://schemas.microsoft.com/office/word/2018/wordml/cex" xmlns:w16cid="http://schemas.microsoft.com/office/word/2016/wordml/cid" xmlns:w16="http://schemas.microsoft.com/office/word/2018/wordml" xmlns:w16sdtdh="http://schemas.microsoft.com/office/word/2020/wordml/sdtdatahash" xmlns:w16se="http://schemas.microsoft.com/office/word/2015/wordml/symex" mc:Ignorable="w14 w15 w16se w16cid w16 w16cex w16sdtdh">
+<w:styles xmlns:mc="http://schemas.openxmlformats.org/markup-compatibility/2006" xmlns:r="http://schemas.openxmlformats.org/officeDocument/2006/relationships" xmlns:w="http://schemas.openxmlformats.org/wordprocessingml/2006/main" xmlns:w14="http://schemas.microsoft.com/office/word/2010/wordml" xmlns:w15="http://schemas.microsoft.com/office/word/2012/wordml" xmlns:w16cex="http://schemas.microsoft.com/office/word/2018/wordml/cex" xmlns:w16cid="http://schemas.microsoft.com/office/word/2016/wordml/cid" xmlns:w16="http://schemas.microsoft.com/office/word/2018/wordml" xmlns:w16du="http://schemas.microsoft.com/office/word/2023/wordml/word16du" xmlns:w16sdtdh="http://schemas.microsoft.com/office/word/2020/wordml/sdtdatahash" xmlns:w16sdtfl="http://schemas.microsoft.com/office/word/2024/wordml/sdtformatlock" xmlns:w16se="http://schemas.microsoft.com/office/word/2015/wordml/symex" mc:Ignorable="w14 w15 w16se w16cid w16 w16cex w16sdtdh w16sdtfl w16du">
   <w:docDefaults>
     <w:rPrDefault>
       <w:rPr>

--- a/Task 2/Task 2 Development Template.docx
+++ b/Task 2/Task 2 Development Template.docx
@@ -1,6 +1,6 @@
 
 <file path=word/document.xml><?xml version="1.0" encoding="utf-8"?>
-<w:document xmlns:wpc="http://schemas.microsoft.com/office/word/2010/wordprocessingCanvas" xmlns:cx="http://schemas.microsoft.com/office/drawing/2014/chartex" xmlns:cx1="http://schemas.microsoft.com/office/drawing/2015/9/8/chartex" xmlns:cx2="http://schemas.microsoft.com/office/drawing/2015/10/21/chartex" xmlns:cx3="http://schemas.microsoft.com/office/drawing/2016/5/9/chartex" xmlns:cx4="http://schemas.microsoft.com/office/drawing/2016/5/10/chartex" xmlns:cx5="http://schemas.microsoft.com/office/drawing/2016/5/11/chartex" xmlns:cx6="http://schemas.microsoft.com/office/drawing/2016/5/12/chartex" xmlns:cx7="http://schemas.microsoft.com/office/drawing/2016/5/13/chartex" xmlns:cx8="http://schemas.microsoft.com/office/drawing/2016/5/14/chartex" xmlns:mc="http://schemas.openxmlformats.org/markup-compatibility/2006" xmlns:aink="http://schemas.microsoft.com/office/drawing/2016/ink" xmlns:am3d="http://schemas.microsoft.com/office/drawing/2017/model3d" xmlns:o="urn:schemas-microsoft-com:office:office" xmlns:oel="http://schemas.microsoft.com/office/2019/extlst" xmlns:r="http://schemas.openxmlformats.org/officeDocument/2006/relationships" xmlns:m="http://schemas.openxmlformats.org/officeDocument/2006/math" xmlns:v="urn:schemas-microsoft-com:vml" xmlns:wp14="http://schemas.microsoft.com/office/word/2010/wordprocessingDrawing" xmlns:wp="http://schemas.openxmlformats.org/drawingml/2006/wordprocessingDrawing" xmlns:w10="urn:schemas-microsoft-com:office:word" xmlns:w="http://schemas.openxmlformats.org/wordprocessingml/2006/main" xmlns:w14="http://schemas.microsoft.com/office/word/2010/wordml" xmlns:w15="http://schemas.microsoft.com/office/word/2012/wordml" xmlns:w16cex="http://schemas.microsoft.com/office/word/2018/wordml/cex" xmlns:w16cid="http://schemas.microsoft.com/office/word/2016/wordml/cid" xmlns:w16="http://schemas.microsoft.com/office/word/2018/wordml" xmlns:w16du="http://schemas.microsoft.com/office/word/2023/wordml/word16du" xmlns:w16sdtdh="http://schemas.microsoft.com/office/word/2020/wordml/sdtdatahash" xmlns:w16sdtfl="http://schemas.microsoft.com/office/word/2024/wordml/sdtformatlock" xmlns:w16se="http://schemas.microsoft.com/office/word/2015/wordml/symex" xmlns:wpg="http://schemas.microsoft.com/office/word/2010/wordprocessingGroup" xmlns:wpi="http://schemas.microsoft.com/office/word/2010/wordprocessingInk" xmlns:wne="http://schemas.microsoft.com/office/word/2006/wordml" xmlns:wps="http://schemas.microsoft.com/office/word/2010/wordprocessingShape" mc:Ignorable="w14 w15 w16se w16cid w16 w16cex w16sdtdh w16sdtfl w16du wp14">
+<w:document xmlns:wpc="http://schemas.microsoft.com/office/word/2010/wordprocessingCanvas" xmlns:cx="http://schemas.microsoft.com/office/drawing/2014/chartex" xmlns:cx1="http://schemas.microsoft.com/office/drawing/2015/9/8/chartex" xmlns:cx2="http://schemas.microsoft.com/office/drawing/2015/10/21/chartex" xmlns:cx3="http://schemas.microsoft.com/office/drawing/2016/5/9/chartex" xmlns:cx4="http://schemas.microsoft.com/office/drawing/2016/5/10/chartex" xmlns:cx5="http://schemas.microsoft.com/office/drawing/2016/5/11/chartex" xmlns:cx6="http://schemas.microsoft.com/office/drawing/2016/5/12/chartex" xmlns:cx7="http://schemas.microsoft.com/office/drawing/2016/5/13/chartex" xmlns:cx8="http://schemas.microsoft.com/office/drawing/2016/5/14/chartex" xmlns:mc="http://schemas.openxmlformats.org/markup-compatibility/2006" xmlns:aink="http://schemas.microsoft.com/office/drawing/2016/ink" xmlns:am3d="http://schemas.microsoft.com/office/drawing/2017/model3d" xmlns:o="urn:schemas-microsoft-com:office:office" xmlns:r="http://schemas.openxmlformats.org/officeDocument/2006/relationships" xmlns:m="http://schemas.openxmlformats.org/officeDocument/2006/math" xmlns:v="urn:schemas-microsoft-com:vml" xmlns:wp14="http://schemas.microsoft.com/office/word/2010/wordprocessingDrawing" xmlns:wp="http://schemas.openxmlformats.org/drawingml/2006/wordprocessingDrawing" xmlns:w10="urn:schemas-microsoft-com:office:word" xmlns:w="http://schemas.openxmlformats.org/wordprocessingml/2006/main" xmlns:w14="http://schemas.microsoft.com/office/word/2010/wordml" xmlns:w15="http://schemas.microsoft.com/office/word/2012/wordml" xmlns:w16cex="http://schemas.microsoft.com/office/word/2018/wordml/cex" xmlns:w16cid="http://schemas.microsoft.com/office/word/2016/wordml/cid" xmlns:w16="http://schemas.microsoft.com/office/word/2018/wordml" xmlns:w16sdtdh="http://schemas.microsoft.com/office/word/2020/wordml/sdtdatahash" xmlns:w16se="http://schemas.microsoft.com/office/word/2015/wordml/symex" xmlns:wpg="http://schemas.microsoft.com/office/word/2010/wordprocessingGroup" xmlns:wpi="http://schemas.microsoft.com/office/word/2010/wordprocessingInk" xmlns:wne="http://schemas.microsoft.com/office/word/2006/wordml" xmlns:wps="http://schemas.microsoft.com/office/word/2010/wordprocessingShape" mc:Ignorable="w14 w15 w16se w16cid w16 w16cex w16sdtdh wp14">
   <w:body>
     <w:p>
       <w:pPr>
@@ -832,6 +832,9 @@
         <w:ind w:left="360"/>
       </w:pPr>
       <w:r>
+        <w:rPr>
+          <w:noProof/>
+        </w:rPr>
         <w:drawing>
           <wp:inline distT="0" distB="0" distL="0" distR="0" wp14:anchorId="2AF1C1DB" wp14:editId="5C8BB385">
             <wp:extent cx="2977816" cy="1028700"/>
@@ -878,6 +881,9 @@
         </w:drawing>
       </w:r>
       <w:r>
+        <w:rPr>
+          <w:noProof/>
+        </w:rPr>
         <w:drawing>
           <wp:inline distT="0" distB="0" distL="0" distR="0" wp14:anchorId="1255730F" wp14:editId="68D1A79E">
             <wp:extent cx="2552700" cy="1100047"/>
@@ -943,6 +949,9 @@
         <w:br/>
       </w:r>
       <w:r>
+        <w:rPr>
+          <w:noProof/>
+        </w:rPr>
         <w:drawing>
           <wp:inline distT="0" distB="0" distL="0" distR="0" wp14:anchorId="32D70FB2" wp14:editId="22B6B353">
             <wp:extent cx="5943600" cy="3139440"/>
@@ -980,6 +989,86 @@
         </w:drawing>
       </w:r>
     </w:p>
+    <w:p>
+      <w:pPr>
+        <w:ind w:left="360"/>
+      </w:pPr>
+    </w:p>
+    <w:p>
+      <w:pPr>
+        <w:ind w:left="360"/>
+      </w:pPr>
+    </w:p>
+    <w:p>
+      <w:pPr>
+        <w:ind w:left="360"/>
+      </w:pPr>
+    </w:p>
+    <w:p>
+      <w:pPr>
+        <w:pStyle w:val="ListParagraph"/>
+        <w:numPr>
+          <w:ilvl w:val="0"/>
+          <w:numId w:val="14"/>
+        </w:numPr>
+      </w:pPr>
+      <w:r>
+        <w:lastRenderedPageBreak/>
+        <w:t>£5 voucher applied before cart value is £20 or more which is incorrect logic:</w:t>
+      </w:r>
+      <w:r>
+        <w:br/>
+      </w:r>
+      <w:r>
+        <w:drawing>
+          <wp:inline distT="0" distB="0" distL="0" distR="0" wp14:anchorId="77F9A860" wp14:editId="5DA9FAE4">
+            <wp:extent cx="4200525" cy="2475886"/>
+            <wp:effectExtent l="0" t="0" r="0" b="635"/>
+            <wp:docPr id="5" name="Picture 5"/>
+            <wp:cNvGraphicFramePr>
+              <a:graphicFrameLocks xmlns:a="http://schemas.openxmlformats.org/drawingml/2006/main" noChangeAspect="1"/>
+            </wp:cNvGraphicFramePr>
+            <a:graphic xmlns:a="http://schemas.openxmlformats.org/drawingml/2006/main">
+              <a:graphicData uri="http://schemas.openxmlformats.org/drawingml/2006/picture">
+                <pic:pic xmlns:pic="http://schemas.openxmlformats.org/drawingml/2006/picture">
+                  <pic:nvPicPr>
+                    <pic:cNvPr id="1" name=""/>
+                    <pic:cNvPicPr/>
+                  </pic:nvPicPr>
+                  <pic:blipFill>
+                    <a:blip r:embed="rId13"/>
+                    <a:stretch>
+                      <a:fillRect/>
+                    </a:stretch>
+                  </pic:blipFill>
+                  <pic:spPr>
+                    <a:xfrm>
+                      <a:off x="0" y="0"/>
+                      <a:ext cx="4204127" cy="2478009"/>
+                    </a:xfrm>
+                    <a:prstGeom prst="rect">
+                      <a:avLst/>
+                    </a:prstGeom>
+                  </pic:spPr>
+                </pic:pic>
+              </a:graphicData>
+            </a:graphic>
+          </wp:inline>
+        </w:drawing>
+      </w:r>
+    </w:p>
+    <w:p>
+      <w:pPr>
+        <w:pStyle w:val="ListParagraph"/>
+        <w:numPr>
+          <w:ilvl w:val="0"/>
+          <w:numId w:val="14"/>
+        </w:numPr>
+      </w:pPr>
+      <w:r>
+        <w:t>10% fruit and vegetables voucher applied even after usage, when it should be a one time use.</w:t>
+      </w:r>
+    </w:p>
     <w:sectPr>
       <w:pgSz w:w="12240" w:h="15840"/>
       <w:pgMar w:top="1440" w:right="1440" w:bottom="1440" w:left="1440" w:header="720" w:footer="720" w:gutter="0"/>
@@ -991,7 +1080,7 @@
 </file>
 
 <file path=word/numbering.xml><?xml version="1.0" encoding="utf-8"?>
-<w:numbering xmlns:wpc="http://schemas.microsoft.com/office/word/2010/wordprocessingCanvas" xmlns:cx="http://schemas.microsoft.com/office/drawing/2014/chartex" xmlns:cx1="http://schemas.microsoft.com/office/drawing/2015/9/8/chartex" xmlns:cx2="http://schemas.microsoft.com/office/drawing/2015/10/21/chartex" xmlns:cx3="http://schemas.microsoft.com/office/drawing/2016/5/9/chartex" xmlns:cx4="http://schemas.microsoft.com/office/drawing/2016/5/10/chartex" xmlns:cx5="http://schemas.microsoft.com/office/drawing/2016/5/11/chartex" xmlns:cx6="http://schemas.microsoft.com/office/drawing/2016/5/12/chartex" xmlns:cx7="http://schemas.microsoft.com/office/drawing/2016/5/13/chartex" xmlns:cx8="http://schemas.microsoft.com/office/drawing/2016/5/14/chartex" xmlns:mc="http://schemas.openxmlformats.org/markup-compatibility/2006" xmlns:aink="http://schemas.microsoft.com/office/drawing/2016/ink" xmlns:am3d="http://schemas.microsoft.com/office/drawing/2017/model3d" xmlns:o="urn:schemas-microsoft-com:office:office" xmlns:oel="http://schemas.microsoft.com/office/2019/extlst" xmlns:r="http://schemas.openxmlformats.org/officeDocument/2006/relationships" xmlns:m="http://schemas.openxmlformats.org/officeDocument/2006/math" xmlns:v="urn:schemas-microsoft-com:vml" xmlns:wp14="http://schemas.microsoft.com/office/word/2010/wordprocessingDrawing" xmlns:wp="http://schemas.openxmlformats.org/drawingml/2006/wordprocessingDrawing" xmlns:w10="urn:schemas-microsoft-com:office:word" xmlns:w="http://schemas.openxmlformats.org/wordprocessingml/2006/main" xmlns:w14="http://schemas.microsoft.com/office/word/2010/wordml" xmlns:w15="http://schemas.microsoft.com/office/word/2012/wordml" xmlns:w16cex="http://schemas.microsoft.com/office/word/2018/wordml/cex" xmlns:w16cid="http://schemas.microsoft.com/office/word/2016/wordml/cid" xmlns:w16="http://schemas.microsoft.com/office/word/2018/wordml" xmlns:w16du="http://schemas.microsoft.com/office/word/2023/wordml/word16du" xmlns:w16sdtdh="http://schemas.microsoft.com/office/word/2020/wordml/sdtdatahash" xmlns:w16sdtfl="http://schemas.microsoft.com/office/word/2024/wordml/sdtformatlock" xmlns:w16se="http://schemas.microsoft.com/office/word/2015/wordml/symex" xmlns:wpg="http://schemas.microsoft.com/office/word/2010/wordprocessingGroup" xmlns:wpi="http://schemas.microsoft.com/office/word/2010/wordprocessingInk" xmlns:wne="http://schemas.microsoft.com/office/word/2006/wordml" xmlns:wps="http://schemas.microsoft.com/office/word/2010/wordprocessingShape" mc:Ignorable="w14 w15 w16se w16cid w16 w16cex w16sdtdh w16sdtfl w16du wp14">
+<w:numbering xmlns:wpc="http://schemas.microsoft.com/office/word/2010/wordprocessingCanvas" xmlns:cx="http://schemas.microsoft.com/office/drawing/2014/chartex" xmlns:cx1="http://schemas.microsoft.com/office/drawing/2015/9/8/chartex" xmlns:cx2="http://schemas.microsoft.com/office/drawing/2015/10/21/chartex" xmlns:cx3="http://schemas.microsoft.com/office/drawing/2016/5/9/chartex" xmlns:cx4="http://schemas.microsoft.com/office/drawing/2016/5/10/chartex" xmlns:cx5="http://schemas.microsoft.com/office/drawing/2016/5/11/chartex" xmlns:cx6="http://schemas.microsoft.com/office/drawing/2016/5/12/chartex" xmlns:cx7="http://schemas.microsoft.com/office/drawing/2016/5/13/chartex" xmlns:cx8="http://schemas.microsoft.com/office/drawing/2016/5/14/chartex" xmlns:mc="http://schemas.openxmlformats.org/markup-compatibility/2006" xmlns:aink="http://schemas.microsoft.com/office/drawing/2016/ink" xmlns:am3d="http://schemas.microsoft.com/office/drawing/2017/model3d" xmlns:o="urn:schemas-microsoft-com:office:office" xmlns:r="http://schemas.openxmlformats.org/officeDocument/2006/relationships" xmlns:m="http://schemas.openxmlformats.org/officeDocument/2006/math" xmlns:v="urn:schemas-microsoft-com:vml" xmlns:wp14="http://schemas.microsoft.com/office/word/2010/wordprocessingDrawing" xmlns:wp="http://schemas.openxmlformats.org/drawingml/2006/wordprocessingDrawing" xmlns:w10="urn:schemas-microsoft-com:office:word" xmlns:w="http://schemas.openxmlformats.org/wordprocessingml/2006/main" xmlns:w14="http://schemas.microsoft.com/office/word/2010/wordml" xmlns:w15="http://schemas.microsoft.com/office/word/2012/wordml" xmlns:w16cex="http://schemas.microsoft.com/office/word/2018/wordml/cex" xmlns:w16cid="http://schemas.microsoft.com/office/word/2016/wordml/cid" xmlns:w16="http://schemas.microsoft.com/office/word/2018/wordml" xmlns:w16sdtdh="http://schemas.microsoft.com/office/word/2020/wordml/sdtdatahash" xmlns:w16se="http://schemas.microsoft.com/office/word/2015/wordml/symex" xmlns:wpg="http://schemas.microsoft.com/office/word/2010/wordprocessingGroup" xmlns:wpi="http://schemas.microsoft.com/office/word/2010/wordprocessingInk" xmlns:wne="http://schemas.microsoft.com/office/word/2006/wordml" xmlns:wps="http://schemas.microsoft.com/office/word/2010/wordprocessingShape" mc:Ignorable="w14 w15 w16se w16cid w16 w16cex w16sdtdh wp14">
   <w:abstractNum w:abstractNumId="0" w15:restartNumberingAfterBreak="0">
     <w:nsid w:val="090C008E"/>
     <w:multiLevelType w:val="hybridMultilevel"/>
@@ -2349,6 +2438,119 @@
     </w:lvl>
   </w:abstractNum>
   <w:abstractNum w:abstractNumId="12" w15:restartNumberingAfterBreak="0">
+    <w:nsid w:val="7C3A227E"/>
+    <w:multiLevelType w:val="hybridMultilevel"/>
+    <w:tmpl w:val="BE649FA4"/>
+    <w:lvl w:ilvl="0" w:tplc="08090001">
+      <w:start w:val="1"/>
+      <w:numFmt w:val="bullet"/>
+      <w:lvlText w:val=""/>
+      <w:lvlJc w:val="left"/>
+      <w:pPr>
+        <w:ind w:left="1080" w:hanging="360"/>
+      </w:pPr>
+      <w:rPr>
+        <w:rFonts w:ascii="Symbol" w:hAnsi="Symbol" w:hint="default"/>
+      </w:rPr>
+    </w:lvl>
+    <w:lvl w:ilvl="1" w:tplc="08090003" w:tentative="1">
+      <w:start w:val="1"/>
+      <w:numFmt w:val="bullet"/>
+      <w:lvlText w:val="o"/>
+      <w:lvlJc w:val="left"/>
+      <w:pPr>
+        <w:ind w:left="1800" w:hanging="360"/>
+      </w:pPr>
+      <w:rPr>
+        <w:rFonts w:ascii="Courier New" w:hAnsi="Courier New" w:cs="Courier New" w:hint="default"/>
+      </w:rPr>
+    </w:lvl>
+    <w:lvl w:ilvl="2" w:tplc="08090005" w:tentative="1">
+      <w:start w:val="1"/>
+      <w:numFmt w:val="bullet"/>
+      <w:lvlText w:val=""/>
+      <w:lvlJc w:val="left"/>
+      <w:pPr>
+        <w:ind w:left="2520" w:hanging="360"/>
+      </w:pPr>
+      <w:rPr>
+        <w:rFonts w:ascii="Wingdings" w:hAnsi="Wingdings" w:hint="default"/>
+      </w:rPr>
+    </w:lvl>
+    <w:lvl w:ilvl="3" w:tplc="08090001" w:tentative="1">
+      <w:start w:val="1"/>
+      <w:numFmt w:val="bullet"/>
+      <w:lvlText w:val=""/>
+      <w:lvlJc w:val="left"/>
+      <w:pPr>
+        <w:ind w:left="3240" w:hanging="360"/>
+      </w:pPr>
+      <w:rPr>
+        <w:rFonts w:ascii="Symbol" w:hAnsi="Symbol" w:hint="default"/>
+      </w:rPr>
+    </w:lvl>
+    <w:lvl w:ilvl="4" w:tplc="08090003" w:tentative="1">
+      <w:start w:val="1"/>
+      <w:numFmt w:val="bullet"/>
+      <w:lvlText w:val="o"/>
+      <w:lvlJc w:val="left"/>
+      <w:pPr>
+        <w:ind w:left="3960" w:hanging="360"/>
+      </w:pPr>
+      <w:rPr>
+        <w:rFonts w:ascii="Courier New" w:hAnsi="Courier New" w:cs="Courier New" w:hint="default"/>
+      </w:rPr>
+    </w:lvl>
+    <w:lvl w:ilvl="5" w:tplc="08090005" w:tentative="1">
+      <w:start w:val="1"/>
+      <w:numFmt w:val="bullet"/>
+      <w:lvlText w:val=""/>
+      <w:lvlJc w:val="left"/>
+      <w:pPr>
+        <w:ind w:left="4680" w:hanging="360"/>
+      </w:pPr>
+      <w:rPr>
+        <w:rFonts w:ascii="Wingdings" w:hAnsi="Wingdings" w:hint="default"/>
+      </w:rPr>
+    </w:lvl>
+    <w:lvl w:ilvl="6" w:tplc="08090001" w:tentative="1">
+      <w:start w:val="1"/>
+      <w:numFmt w:val="bullet"/>
+      <w:lvlText w:val=""/>
+      <w:lvlJc w:val="left"/>
+      <w:pPr>
+        <w:ind w:left="5400" w:hanging="360"/>
+      </w:pPr>
+      <w:rPr>
+        <w:rFonts w:ascii="Symbol" w:hAnsi="Symbol" w:hint="default"/>
+      </w:rPr>
+    </w:lvl>
+    <w:lvl w:ilvl="7" w:tplc="08090003" w:tentative="1">
+      <w:start w:val="1"/>
+      <w:numFmt w:val="bullet"/>
+      <w:lvlText w:val="o"/>
+      <w:lvlJc w:val="left"/>
+      <w:pPr>
+        <w:ind w:left="6120" w:hanging="360"/>
+      </w:pPr>
+      <w:rPr>
+        <w:rFonts w:ascii="Courier New" w:hAnsi="Courier New" w:cs="Courier New" w:hint="default"/>
+      </w:rPr>
+    </w:lvl>
+    <w:lvl w:ilvl="8" w:tplc="08090005" w:tentative="1">
+      <w:start w:val="1"/>
+      <w:numFmt w:val="bullet"/>
+      <w:lvlText w:val=""/>
+      <w:lvlJc w:val="left"/>
+      <w:pPr>
+        <w:ind w:left="6840" w:hanging="360"/>
+      </w:pPr>
+      <w:rPr>
+        <w:rFonts w:ascii="Wingdings" w:hAnsi="Wingdings" w:hint="default"/>
+      </w:rPr>
+    </w:lvl>
+  </w:abstractNum>
+  <w:abstractNum w:abstractNumId="13" w15:restartNumberingAfterBreak="0">
     <w:nsid w:val="7D896300"/>
     <w:multiLevelType w:val="hybridMultilevel"/>
     <w:tmpl w:val="D84EAC5E"/>
@@ -2461,50 +2663,53 @@
       </w:rPr>
     </w:lvl>
   </w:abstractNum>
-  <w:num w:numId="1" w16cid:durableId="186988341">
+  <w:num w:numId="1">
     <w:abstractNumId w:val="6"/>
   </w:num>
-  <w:num w:numId="2" w16cid:durableId="67652256">
+  <w:num w:numId="2">
     <w:abstractNumId w:val="5"/>
   </w:num>
-  <w:num w:numId="3" w16cid:durableId="929967752">
+  <w:num w:numId="3">
     <w:abstractNumId w:val="8"/>
   </w:num>
-  <w:num w:numId="4" w16cid:durableId="175923554">
+  <w:num w:numId="4">
     <w:abstractNumId w:val="9"/>
   </w:num>
-  <w:num w:numId="5" w16cid:durableId="49306810">
+  <w:num w:numId="5">
     <w:abstractNumId w:val="10"/>
   </w:num>
-  <w:num w:numId="6" w16cid:durableId="573584928">
-    <w:abstractNumId w:val="12"/>
+  <w:num w:numId="6">
+    <w:abstractNumId w:val="13"/>
   </w:num>
-  <w:num w:numId="7" w16cid:durableId="119081201">
+  <w:num w:numId="7">
     <w:abstractNumId w:val="1"/>
   </w:num>
-  <w:num w:numId="8" w16cid:durableId="996572486">
+  <w:num w:numId="8">
     <w:abstractNumId w:val="3"/>
   </w:num>
-  <w:num w:numId="9" w16cid:durableId="824124708">
+  <w:num w:numId="9">
     <w:abstractNumId w:val="4"/>
   </w:num>
-  <w:num w:numId="10" w16cid:durableId="1418399005">
+  <w:num w:numId="10">
     <w:abstractNumId w:val="0"/>
   </w:num>
-  <w:num w:numId="11" w16cid:durableId="320305947">
+  <w:num w:numId="11">
     <w:abstractNumId w:val="7"/>
   </w:num>
-  <w:num w:numId="12" w16cid:durableId="820345608">
+  <w:num w:numId="12">
     <w:abstractNumId w:val="11"/>
   </w:num>
-  <w:num w:numId="13" w16cid:durableId="1828207229">
+  <w:num w:numId="13">
     <w:abstractNumId w:val="2"/>
+  </w:num>
+  <w:num w:numId="14">
+    <w:abstractNumId w:val="12"/>
   </w:num>
 </w:numbering>
 </file>
 
 <file path=word/styles.xml><?xml version="1.0" encoding="utf-8"?>
-<w:styles xmlns:mc="http://schemas.openxmlformats.org/markup-compatibility/2006" xmlns:r="http://schemas.openxmlformats.org/officeDocument/2006/relationships" xmlns:w="http://schemas.openxmlformats.org/wordprocessingml/2006/main" xmlns:w14="http://schemas.microsoft.com/office/word/2010/wordml" xmlns:w15="http://schemas.microsoft.com/office/word/2012/wordml" xmlns:w16cex="http://schemas.microsoft.com/office/word/2018/wordml/cex" xmlns:w16cid="http://schemas.microsoft.com/office/word/2016/wordml/cid" xmlns:w16="http://schemas.microsoft.com/office/word/2018/wordml" xmlns:w16du="http://schemas.microsoft.com/office/word/2023/wordml/word16du" xmlns:w16sdtdh="http://schemas.microsoft.com/office/word/2020/wordml/sdtdatahash" xmlns:w16sdtfl="http://schemas.microsoft.com/office/word/2024/wordml/sdtformatlock" xmlns:w16se="http://schemas.microsoft.com/office/word/2015/wordml/symex" mc:Ignorable="w14 w15 w16se w16cid w16 w16cex w16sdtdh w16sdtfl w16du">
+<w:styles xmlns:mc="http://schemas.openxmlformats.org/markup-compatibility/2006" xmlns:r="http://schemas.openxmlformats.org/officeDocument/2006/relationships" xmlns:w="http://schemas.openxmlformats.org/wordprocessingml/2006/main" xmlns:w14="http://schemas.microsoft.com/office/word/2010/wordml" xmlns:w15="http://schemas.microsoft.com/office/word/2012/wordml" xmlns:w16cex="http://schemas.microsoft.com/office/word/2018/wordml/cex" xmlns:w16cid="http://schemas.microsoft.com/office/word/2016/wordml/cid" xmlns:w16="http://schemas.microsoft.com/office/word/2018/wordml" xmlns:w16sdtdh="http://schemas.microsoft.com/office/word/2020/wordml/sdtdatahash" xmlns:w16se="http://schemas.microsoft.com/office/word/2015/wordml/symex" mc:Ignorable="w14 w15 w16se w16cid w16 w16cex w16sdtdh">
   <w:docDefaults>
     <w:rPrDefault>
       <w:rPr>

--- a/Task 2/Task 2 Development Template.docx
+++ b/Task 2/Task 2 Development Template.docx
@@ -453,7 +453,31 @@
         </w:numPr>
       </w:pPr>
       <w:r>
-        <w:t>Instead of using return NotFound in the shoppingCartsItemsController, I used the RedirectToPage method for a better user experience.</w:t>
+        <w:t xml:space="preserve">Instead of using return </w:t>
+      </w:r>
+      <w:proofErr w:type="spellStart"/>
+      <w:r>
+        <w:t>NotFound</w:t>
+      </w:r>
+      <w:proofErr w:type="spellEnd"/>
+      <w:r>
+        <w:t xml:space="preserve"> in the </w:t>
+      </w:r>
+      <w:proofErr w:type="spellStart"/>
+      <w:r>
+        <w:t>shoppingCartsItemsController</w:t>
+      </w:r>
+      <w:proofErr w:type="spellEnd"/>
+      <w:r>
+        <w:t xml:space="preserve">, I used the </w:t>
+      </w:r>
+      <w:proofErr w:type="spellStart"/>
+      <w:r>
+        <w:t>RedirectToPage</w:t>
+      </w:r>
+      <w:proofErr w:type="spellEnd"/>
+      <w:r>
+        <w:t xml:space="preserve"> method for a better user experience.</w:t>
       </w:r>
     </w:p>
     <w:p/>
@@ -491,11 +515,27 @@
         <w:t xml:space="preserve">Now Filtering for the user works amazingly, but a problem occurred for </w:t>
       </w:r>
       <w:r>
-        <w:t xml:space="preserve">a logged in producer. The products page displays only the logged in producers products which is fine, until they decide </w:t>
+        <w:t xml:space="preserve">a logged in producer. The products page displays only the logged in </w:t>
+      </w:r>
+      <w:proofErr w:type="gramStart"/>
+      <w:r>
+        <w:t>producers</w:t>
+      </w:r>
+      <w:proofErr w:type="gramEnd"/>
+      <w:r>
+        <w:t xml:space="preserve"> products which is fine, until they decide </w:t>
       </w:r>
       <w:r>
         <w:lastRenderedPageBreak/>
-        <w:t xml:space="preserve">to filter the products. That’s when other producers products shows after filtering, so I added role-based filtering as well to fix the issue. </w:t>
+        <w:t xml:space="preserve">to filter the products. That’s when other </w:t>
+      </w:r>
+      <w:proofErr w:type="gramStart"/>
+      <w:r>
+        <w:t>producers</w:t>
+      </w:r>
+      <w:proofErr w:type="gramEnd"/>
+      <w:r>
+        <w:t xml:space="preserve"> products shows after filtering, so I added role-based filtering as well to fix the issue. </w:t>
       </w:r>
       <w:r>
         <w:rPr>
@@ -652,7 +692,15 @@
         </w:numPr>
       </w:pPr>
       <w:r>
-        <w:t>When a user uses filters in the shop, and adding a product to the cart while the page is filtered, the page refreshes and the filtering is removed so the user is back to the initial page. The user should still see the filtered products they had even if they add to cart. So I fixed the filtering method in the controller.</w:t>
+        <w:t xml:space="preserve">When a user uses filters in the shop, and adding a product to the cart while the page is filtered, the page refreshes and the filtering is removed so the user is back to the initial page. The user should still see the filtered products they had even if they add to cart. </w:t>
+      </w:r>
+      <w:proofErr w:type="gramStart"/>
+      <w:r>
+        <w:t>So</w:t>
+      </w:r>
+      <w:proofErr w:type="gramEnd"/>
+      <w:r>
+        <w:t xml:space="preserve"> I fixed the filtering method in the controller.</w:t>
       </w:r>
     </w:p>
     <w:p/>
@@ -706,7 +754,15 @@
         </w:numPr>
       </w:pPr>
       <w:r>
-        <w:t xml:space="preserve">Search function isn’t great, the user must be accurate in spelling to receive the results they want, it is not very user friendly. Also when searching the filters are automatically removed if applied, which isn’t great either. </w:t>
+        <w:t xml:space="preserve">Search function isn’t great, the user must be accurate in spelling to receive the results they want, it is not very user friendly. </w:t>
+      </w:r>
+      <w:proofErr w:type="gramStart"/>
+      <w:r>
+        <w:t>Also</w:t>
+      </w:r>
+      <w:proofErr w:type="gramEnd"/>
+      <w:r>
+        <w:t xml:space="preserve"> when searching the filters are automatically removed if applied, which isn’t great either. </w:t>
       </w:r>
     </w:p>
     <w:p>
@@ -773,7 +829,15 @@
         </w:numPr>
       </w:pPr>
       <w:r>
-        <w:t>Having more then 12 products in one page is a lot and could cause slower loading speed for the page, therefore pagination must be implemented.</w:t>
+        <w:t xml:space="preserve">Having more </w:t>
+      </w:r>
+      <w:proofErr w:type="spellStart"/>
+      <w:r>
+        <w:t>then</w:t>
+      </w:r>
+      <w:proofErr w:type="spellEnd"/>
+      <w:r>
+        <w:t xml:space="preserve"> 12 products in one page is a lot and could cause slower loading speed for the page, therefore pagination must be implemented.</w:t>
       </w:r>
     </w:p>
     <w:p/>
@@ -939,8 +1003,13 @@
       <w:pPr>
         <w:ind w:left="360"/>
       </w:pPr>
-      <w:r>
-        <w:t>So I deleted this line:</w:t>
+      <w:proofErr w:type="gramStart"/>
+      <w:r>
+        <w:t>So</w:t>
+      </w:r>
+      <w:proofErr w:type="gramEnd"/>
+      <w:r>
+        <w:t xml:space="preserve"> I deleted this line:</w:t>
       </w:r>
       <w:r>
         <w:br/>
@@ -1020,6 +1089,9 @@
         <w:br/>
       </w:r>
       <w:r>
+        <w:rPr>
+          <w:noProof/>
+        </w:rPr>
         <w:drawing>
           <wp:inline distT="0" distB="0" distL="0" distR="0" wp14:anchorId="77F9A860" wp14:editId="5DA9FAE4">
             <wp:extent cx="4200525" cy="2475886"/>
@@ -1066,9 +1138,555 @@
         </w:numPr>
       </w:pPr>
       <w:r>
-        <w:t>10% fruit and vegetables voucher applied even after usage, when it should be a one time use.</w:t>
-      </w:r>
-    </w:p>
+        <w:t xml:space="preserve">10% fruit and vegetables voucher applied even after usage, when it should be a </w:t>
+      </w:r>
+      <w:proofErr w:type="spellStart"/>
+      <w:proofErr w:type="gramStart"/>
+      <w:r>
+        <w:t>one time</w:t>
+      </w:r>
+      <w:proofErr w:type="spellEnd"/>
+      <w:proofErr w:type="gramEnd"/>
+      <w:r>
+        <w:t xml:space="preserve"> use.</w:t>
+      </w:r>
+    </w:p>
+    <w:p/>
+    <w:p/>
+    <w:p/>
+    <w:p/>
+    <w:p/>
+    <w:p/>
+    <w:p/>
+    <w:p/>
+    <w:p/>
+    <w:p/>
+    <w:p/>
+    <w:p/>
+    <w:p/>
+    <w:p/>
+    <w:p/>
+    <w:p/>
+    <w:p/>
+    <w:p/>
+    <w:p>
+      <w:pPr>
+        <w:pStyle w:val="Title"/>
+        <w:jc w:val="center"/>
+      </w:pPr>
+      <w:r>
+        <w:lastRenderedPageBreak/>
+        <w:t>Development Diary</w:t>
+      </w:r>
+    </w:p>
+    <w:p/>
+    <w:p/>
+    <w:p>
+      <w:pPr>
+        <w:pStyle w:val="Heading1"/>
+      </w:pPr>
+      <w:r>
+        <w:t>Day 1</w:t>
+      </w:r>
+    </w:p>
+    <w:p/>
+    <w:p>
+      <w:r>
+        <w:t>1.1</w:t>
+      </w:r>
+    </w:p>
+    <w:p>
+      <w:r>
+        <w:rPr>
+          <w:noProof/>
+        </w:rPr>
+        <mc:AlternateContent>
+          <mc:Choice Requires="wps">
+            <w:drawing>
+              <wp:anchor distT="0" distB="0" distL="114300" distR="114300" simplePos="0" relativeHeight="251659264" behindDoc="0" locked="0" layoutInCell="1" allowOverlap="1" wp14:anchorId="16AA8670" wp14:editId="7C17A121">
+                <wp:simplePos x="0" y="0"/>
+                <wp:positionH relativeFrom="margin">
+                  <wp:posOffset>289007</wp:posOffset>
+                </wp:positionH>
+                <wp:positionV relativeFrom="paragraph">
+                  <wp:posOffset>2318385</wp:posOffset>
+                </wp:positionV>
+                <wp:extent cx="2619375" cy="600075"/>
+                <wp:effectExtent l="19050" t="19050" r="28575" b="28575"/>
+                <wp:wrapNone/>
+                <wp:docPr id="8" name="Rectangle 8"/>
+                <wp:cNvGraphicFramePr/>
+                <a:graphic xmlns:a="http://schemas.openxmlformats.org/drawingml/2006/main">
+                  <a:graphicData uri="http://schemas.microsoft.com/office/word/2010/wordprocessingShape">
+                    <wps:wsp>
+                      <wps:cNvSpPr/>
+                      <wps:spPr>
+                        <a:xfrm>
+                          <a:off x="0" y="0"/>
+                          <a:ext cx="2619375" cy="600075"/>
+                        </a:xfrm>
+                        <a:prstGeom prst="rect">
+                          <a:avLst/>
+                        </a:prstGeom>
+                        <a:noFill/>
+                        <a:ln w="28575">
+                          <a:solidFill>
+                            <a:srgbClr val="FF0000"/>
+                          </a:solidFill>
+                        </a:ln>
+                      </wps:spPr>
+                      <wps:style>
+                        <a:lnRef idx="2">
+                          <a:schemeClr val="accent2"/>
+                        </a:lnRef>
+                        <a:fillRef idx="1">
+                          <a:schemeClr val="lt1"/>
+                        </a:fillRef>
+                        <a:effectRef idx="0">
+                          <a:schemeClr val="accent2"/>
+                        </a:effectRef>
+                        <a:fontRef idx="minor">
+                          <a:schemeClr val="dk1"/>
+                        </a:fontRef>
+                      </wps:style>
+                      <wps:bodyPr rot="0" spcFirstLastPara="0" vertOverflow="overflow" horzOverflow="overflow" vert="horz" wrap="square" lIns="91440" tIns="45720" rIns="91440" bIns="45720" numCol="1" spcCol="0" rtlCol="0" fromWordArt="0" anchor="ctr" anchorCtr="0" forceAA="0" compatLnSpc="1">
+                        <a:prstTxWarp prst="textNoShape">
+                          <a:avLst/>
+                        </a:prstTxWarp>
+                        <a:noAutofit/>
+                      </wps:bodyPr>
+                    </wps:wsp>
+                  </a:graphicData>
+                </a:graphic>
+                <wp14:sizeRelH relativeFrom="margin">
+                  <wp14:pctWidth>0</wp14:pctWidth>
+                </wp14:sizeRelH>
+                <wp14:sizeRelV relativeFrom="margin">
+                  <wp14:pctHeight>0</wp14:pctHeight>
+                </wp14:sizeRelV>
+              </wp:anchor>
+            </w:drawing>
+          </mc:Choice>
+          <mc:Fallback>
+            <w:pict>
+              <v:rect w14:anchorId="53AA1E31" id="Rectangle 8" o:spid="_x0000_s1026" style="position:absolute;margin-left:22.75pt;margin-top:182.55pt;width:206.25pt;height:47.25pt;z-index:251659264;visibility:visible;mso-wrap-style:square;mso-width-percent:0;mso-height-percent:0;mso-wrap-distance-left:9pt;mso-wrap-distance-top:0;mso-wrap-distance-right:9pt;mso-wrap-distance-bottom:0;mso-position-horizontal:absolute;mso-position-horizontal-relative:margin;mso-position-vertical:absolute;mso-position-vertical-relative:text;mso-width-percent:0;mso-height-percent:0;mso-width-relative:margin;mso-height-relative:margin;v-text-anchor:middle" o:gfxdata="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" filled="f" strokecolor="red" strokeweight="2.25pt">
+                <w10:wrap anchorx="margin"/>
+              </v:rect>
+            </w:pict>
+          </mc:Fallback>
+        </mc:AlternateContent>
+      </w:r>
+      <w:r>
+        <w:drawing>
+          <wp:inline distT="0" distB="0" distL="0" distR="0" wp14:anchorId="5683048E" wp14:editId="43D3230B">
+            <wp:extent cx="3090265" cy="3305175"/>
+            <wp:effectExtent l="0" t="0" r="0" b="0"/>
+            <wp:docPr id="6" name="Picture 6"/>
+            <wp:cNvGraphicFramePr>
+              <a:graphicFrameLocks xmlns:a="http://schemas.openxmlformats.org/drawingml/2006/main" noChangeAspect="1"/>
+            </wp:cNvGraphicFramePr>
+            <a:graphic xmlns:a="http://schemas.openxmlformats.org/drawingml/2006/main">
+              <a:graphicData uri="http://schemas.openxmlformats.org/drawingml/2006/picture">
+                <pic:pic xmlns:pic="http://schemas.openxmlformats.org/drawingml/2006/picture">
+                  <pic:nvPicPr>
+                    <pic:cNvPr id="1" name=""/>
+                    <pic:cNvPicPr/>
+                  </pic:nvPicPr>
+                  <pic:blipFill>
+                    <a:blip r:embed="rId14"/>
+                    <a:stretch>
+                      <a:fillRect/>
+                    </a:stretch>
+                  </pic:blipFill>
+                  <pic:spPr>
+                    <a:xfrm>
+                      <a:off x="0" y="0"/>
+                      <a:ext cx="3095760" cy="3311052"/>
+                    </a:xfrm>
+                    <a:prstGeom prst="rect">
+                      <a:avLst/>
+                    </a:prstGeom>
+                  </pic:spPr>
+                </pic:pic>
+              </a:graphicData>
+            </a:graphic>
+          </wp:inline>
+        </w:drawing>
+      </w:r>
+      <w:r>
+        <w:drawing>
+          <wp:inline distT="0" distB="0" distL="0" distR="0" wp14:anchorId="2E70A5F1" wp14:editId="3A4A4B18">
+            <wp:extent cx="2841795" cy="2249738"/>
+            <wp:effectExtent l="0" t="0" r="0" b="0"/>
+            <wp:docPr id="10" name="Picture 10"/>
+            <wp:cNvGraphicFramePr>
+              <a:graphicFrameLocks xmlns:a="http://schemas.openxmlformats.org/drawingml/2006/main" noChangeAspect="1"/>
+            </wp:cNvGraphicFramePr>
+            <a:graphic xmlns:a="http://schemas.openxmlformats.org/drawingml/2006/main">
+              <a:graphicData uri="http://schemas.openxmlformats.org/drawingml/2006/picture">
+                <pic:pic xmlns:pic="http://schemas.openxmlformats.org/drawingml/2006/picture">
+                  <pic:nvPicPr>
+                    <pic:cNvPr id="1" name=""/>
+                    <pic:cNvPicPr/>
+                  </pic:nvPicPr>
+                  <pic:blipFill rotWithShape="1">
+                    <a:blip r:embed="rId15"/>
+                    <a:srcRect r="27543"/>
+                    <a:stretch/>
+                  </pic:blipFill>
+                  <pic:spPr bwMode="auto">
+                    <a:xfrm>
+                      <a:off x="0" y="0"/>
+                      <a:ext cx="2880050" cy="2280023"/>
+                    </a:xfrm>
+                    <a:prstGeom prst="rect">
+                      <a:avLst/>
+                    </a:prstGeom>
+                    <a:ln>
+                      <a:noFill/>
+                    </a:ln>
+                    <a:extLst>
+                      <a:ext uri="{53640926-AAD7-44D8-BBD7-CCE9431645EC}">
+                        <a14:shadowObscured xmlns:a14="http://schemas.microsoft.com/office/drawing/2010/main"/>
+                      </a:ext>
+                    </a:extLst>
+                  </pic:spPr>
+                </pic:pic>
+              </a:graphicData>
+            </a:graphic>
+          </wp:inline>
+        </w:drawing>
+      </w:r>
+      <w:r>
+        <w:drawing>
+          <wp:inline distT="0" distB="0" distL="0" distR="0" wp14:anchorId="376A5BCB" wp14:editId="06505689">
+            <wp:extent cx="2579509" cy="389614"/>
+            <wp:effectExtent l="0" t="0" r="0" b="0"/>
+            <wp:docPr id="9" name="Picture 9"/>
+            <wp:cNvGraphicFramePr>
+              <a:graphicFrameLocks xmlns:a="http://schemas.openxmlformats.org/drawingml/2006/main" noChangeAspect="1"/>
+            </wp:cNvGraphicFramePr>
+            <a:graphic xmlns:a="http://schemas.openxmlformats.org/drawingml/2006/main">
+              <a:graphicData uri="http://schemas.openxmlformats.org/drawingml/2006/picture">
+                <pic:pic xmlns:pic="http://schemas.openxmlformats.org/drawingml/2006/picture">
+                  <pic:nvPicPr>
+                    <pic:cNvPr id="1" name=""/>
+                    <pic:cNvPicPr/>
+                  </pic:nvPicPr>
+                  <pic:blipFill>
+                    <a:blip r:embed="rId16"/>
+                    <a:stretch>
+                      <a:fillRect/>
+                    </a:stretch>
+                  </pic:blipFill>
+                  <pic:spPr>
+                    <a:xfrm>
+                      <a:off x="0" y="0"/>
+                      <a:ext cx="2608057" cy="393926"/>
+                    </a:xfrm>
+                    <a:prstGeom prst="rect">
+                      <a:avLst/>
+                    </a:prstGeom>
+                  </pic:spPr>
+                </pic:pic>
+              </a:graphicData>
+            </a:graphic>
+          </wp:inline>
+        </w:drawing>
+      </w:r>
+    </w:p>
+    <w:p/>
+    <w:p>
+      <w:r>
+        <w:t>I started by creating a pro</w:t>
+      </w:r>
+      <w:r>
+        <w:t>ject in Visual Studio using ASP.NET Core Web App (Model-View-Controller) in C# programming language. I chose this because it’s an industry standard full-stack development method that is reliable and lets the developer have more freedom when developing. For this project I used .NET 9.0 which is a consistent framework,</w:t>
+      </w:r>
+      <w:r>
+        <w:t xml:space="preserve"> and I also selected Individual Accounts as my authentication type since my project will include personalised accounts to every user and authorisations on multiple pages. </w:t>
+      </w:r>
+    </w:p>
+    <w:p/>
+    <w:p>
+      <w:r>
+        <w:drawing>
+          <wp:inline distT="0" distB="0" distL="0" distR="0" wp14:anchorId="1EF5271A" wp14:editId="51C412CD">
+            <wp:extent cx="2130701" cy="231913"/>
+            <wp:effectExtent l="0" t="0" r="3175" b="0"/>
+            <wp:docPr id="11" name="Picture 11"/>
+            <wp:cNvGraphicFramePr>
+              <a:graphicFrameLocks xmlns:a="http://schemas.openxmlformats.org/drawingml/2006/main" noChangeAspect="1"/>
+            </wp:cNvGraphicFramePr>
+            <a:graphic xmlns:a="http://schemas.openxmlformats.org/drawingml/2006/main">
+              <a:graphicData uri="http://schemas.openxmlformats.org/drawingml/2006/picture">
+                <pic:pic xmlns:pic="http://schemas.openxmlformats.org/drawingml/2006/picture">
+                  <pic:nvPicPr>
+                    <pic:cNvPr id="1" name=""/>
+                    <pic:cNvPicPr/>
+                  </pic:nvPicPr>
+                  <pic:blipFill>
+                    <a:blip r:embed="rId17"/>
+                    <a:stretch>
+                      <a:fillRect/>
+                    </a:stretch>
+                  </pic:blipFill>
+                  <pic:spPr>
+                    <a:xfrm>
+                      <a:off x="0" y="0"/>
+                      <a:ext cx="2150227" cy="234038"/>
+                    </a:xfrm>
+                    <a:prstGeom prst="rect">
+                      <a:avLst/>
+                    </a:prstGeom>
+                  </pic:spPr>
+                </pic:pic>
+              </a:graphicData>
+            </a:graphic>
+          </wp:inline>
+        </w:drawing>
+      </w:r>
+    </w:p>
+    <w:p>
+      <w:r>
+        <w:t xml:space="preserve">After successfully creating the project, I immediately add a migration as it’s a common convention when creating a new project, it makes sure everything </w:t>
+      </w:r>
+      <w:r>
+        <w:t xml:space="preserve">in the solution </w:t>
+      </w:r>
+      <w:r>
+        <w:t>is built correctl</w:t>
+      </w:r>
+      <w:r>
+        <w:t xml:space="preserve">y from the start before adding any changes. </w:t>
+      </w:r>
+    </w:p>
+    <w:p>
+      <w:r>
+        <w:lastRenderedPageBreak/>
+        <w:t>1.2</w:t>
+      </w:r>
+    </w:p>
+    <w:p/>
+    <w:p>
+      <w:pPr>
+        <w:rPr>
+          <w:color w:val="FF0000"/>
+          <w:sz w:val="32"/>
+          <w:szCs w:val="32"/>
+        </w:rPr>
+      </w:pPr>
+      <w:r>
+        <w:rPr>
+          <w:color w:val="FF0000"/>
+          <w:sz w:val="32"/>
+          <w:szCs w:val="32"/>
+        </w:rPr>
+        <w:t>[Screenshots]</w:t>
+      </w:r>
+    </w:p>
+    <w:p>
+      <w:r>
+        <w:t>Now I started by creating my models that I have previously designed.</w:t>
+      </w:r>
+    </w:p>
+    <w:p/>
+    <w:p/>
+    <w:p/>
+    <w:p>
+      <w:r>
+        <w:t>1.3</w:t>
+      </w:r>
+    </w:p>
+    <w:p>
+      <w:pPr>
+        <w:rPr>
+          <w:color w:val="FF0000"/>
+          <w:sz w:val="32"/>
+          <w:szCs w:val="32"/>
+        </w:rPr>
+      </w:pPr>
+      <w:r>
+        <w:rPr>
+          <w:color w:val="FF0000"/>
+          <w:sz w:val="32"/>
+          <w:szCs w:val="32"/>
+        </w:rPr>
+        <w:t>[Screenshots]</w:t>
+      </w:r>
+    </w:p>
+    <w:p>
+      <w:r>
+        <w:t xml:space="preserve">After creating my models and making sure everything is </w:t>
+      </w:r>
+      <w:r>
+        <w:t>correct,</w:t>
+      </w:r>
+      <w:r>
+        <w:t xml:space="preserve"> I scaffolded my models to get views and controllers for each model. This method makes the project </w:t>
+      </w:r>
+      <w:proofErr w:type="spellStart"/>
+      <w:r>
+        <w:t>organised</w:t>
+      </w:r>
+      <w:proofErr w:type="spellEnd"/>
+      <w:r>
+        <w:t xml:space="preserve"> and accessible for other developers to navigate through. </w:t>
+      </w:r>
+    </w:p>
+    <w:p/>
+    <w:p/>
+    <w:p>
+      <w:r>
+        <w:drawing>
+          <wp:inline distT="0" distB="0" distL="0" distR="0" wp14:anchorId="7E70D5D3" wp14:editId="22C405A8">
+            <wp:extent cx="5943600" cy="3343910"/>
+            <wp:effectExtent l="0" t="0" r="0" b="8890"/>
+            <wp:docPr id="14" name="Picture 14"/>
+            <wp:cNvGraphicFramePr>
+              <a:graphicFrameLocks xmlns:a="http://schemas.openxmlformats.org/drawingml/2006/main" noChangeAspect="1"/>
+            </wp:cNvGraphicFramePr>
+            <a:graphic xmlns:a="http://schemas.openxmlformats.org/drawingml/2006/main">
+              <a:graphicData uri="http://schemas.openxmlformats.org/drawingml/2006/picture">
+                <pic:pic xmlns:pic="http://schemas.openxmlformats.org/drawingml/2006/picture">
+                  <pic:nvPicPr>
+                    <pic:cNvPr id="1" name=""/>
+                    <pic:cNvPicPr/>
+                  </pic:nvPicPr>
+                  <pic:blipFill>
+                    <a:blip r:embed="rId18"/>
+                    <a:stretch>
+                      <a:fillRect/>
+                    </a:stretch>
+                  </pic:blipFill>
+                  <pic:spPr>
+                    <a:xfrm>
+                      <a:off x="0" y="0"/>
+                      <a:ext cx="5943600" cy="3343910"/>
+                    </a:xfrm>
+                    <a:prstGeom prst="rect">
+                      <a:avLst/>
+                    </a:prstGeom>
+                  </pic:spPr>
+                </pic:pic>
+              </a:graphicData>
+            </a:graphic>
+          </wp:inline>
+        </w:drawing>
+      </w:r>
+    </w:p>
+    <w:p>
+      <w:r>
+        <w:t xml:space="preserve">I make sure my models are linked to </w:t>
+      </w:r>
+      <w:proofErr w:type="spellStart"/>
+      <w:r>
+        <w:t>ApplicationDbContext</w:t>
+      </w:r>
+      <w:proofErr w:type="spellEnd"/>
+      <w:r>
+        <w:t>.</w:t>
+      </w:r>
+    </w:p>
+    <w:p/>
+    <w:p>
+      <w:r>
+        <w:drawing>
+          <wp:inline distT="0" distB="0" distL="0" distR="0" wp14:anchorId="7045016C" wp14:editId="67368CE3">
+            <wp:extent cx="1676582" cy="190831"/>
+            <wp:effectExtent l="0" t="0" r="0" b="0"/>
+            <wp:docPr id="12" name="Picture 12"/>
+            <wp:cNvGraphicFramePr>
+              <a:graphicFrameLocks xmlns:a="http://schemas.openxmlformats.org/drawingml/2006/main" noChangeAspect="1"/>
+            </wp:cNvGraphicFramePr>
+            <a:graphic xmlns:a="http://schemas.openxmlformats.org/drawingml/2006/main">
+              <a:graphicData uri="http://schemas.openxmlformats.org/drawingml/2006/picture">
+                <pic:pic xmlns:pic="http://schemas.openxmlformats.org/drawingml/2006/picture">
+                  <pic:nvPicPr>
+                    <pic:cNvPr id="1" name=""/>
+                    <pic:cNvPicPr/>
+                  </pic:nvPicPr>
+                  <pic:blipFill>
+                    <a:blip r:embed="rId19"/>
+                    <a:stretch>
+                      <a:fillRect/>
+                    </a:stretch>
+                  </pic:blipFill>
+                  <pic:spPr>
+                    <a:xfrm>
+                      <a:off x="0" y="0"/>
+                      <a:ext cx="1690840" cy="192454"/>
+                    </a:xfrm>
+                    <a:prstGeom prst="rect">
+                      <a:avLst/>
+                    </a:prstGeom>
+                  </pic:spPr>
+                </pic:pic>
+              </a:graphicData>
+            </a:graphic>
+          </wp:inline>
+        </w:drawing>
+      </w:r>
+    </w:p>
+    <w:p/>
+    <w:p>
+      <w:r>
+        <w:drawing>
+          <wp:inline distT="0" distB="0" distL="0" distR="0" wp14:anchorId="430A55F6" wp14:editId="7E90A7B6">
+            <wp:extent cx="1305107" cy="228632"/>
+            <wp:effectExtent l="0" t="0" r="0" b="0"/>
+            <wp:docPr id="13" name="Picture 13"/>
+            <wp:cNvGraphicFramePr>
+              <a:graphicFrameLocks xmlns:a="http://schemas.openxmlformats.org/drawingml/2006/main" noChangeAspect="1"/>
+            </wp:cNvGraphicFramePr>
+            <a:graphic xmlns:a="http://schemas.openxmlformats.org/drawingml/2006/main">
+              <a:graphicData uri="http://schemas.openxmlformats.org/drawingml/2006/picture">
+                <pic:pic xmlns:pic="http://schemas.openxmlformats.org/drawingml/2006/picture">
+                  <pic:nvPicPr>
+                    <pic:cNvPr id="1" name=""/>
+                    <pic:cNvPicPr/>
+                  </pic:nvPicPr>
+                  <pic:blipFill>
+                    <a:blip r:embed="rId20"/>
+                    <a:stretch>
+                      <a:fillRect/>
+                    </a:stretch>
+                  </pic:blipFill>
+                  <pic:spPr>
+                    <a:xfrm>
+                      <a:off x="0" y="0"/>
+                      <a:ext cx="1305107" cy="228632"/>
+                    </a:xfrm>
+                    <a:prstGeom prst="rect">
+                      <a:avLst/>
+                    </a:prstGeom>
+                  </pic:spPr>
+                </pic:pic>
+              </a:graphicData>
+            </a:graphic>
+          </wp:inline>
+        </w:drawing>
+      </w:r>
+    </w:p>
+    <w:p/>
+    <w:p>
+      <w:r>
+        <w:t>Now all my models, views and controllers are created therefore I have to add another migration and this time update the database as well</w:t>
+      </w:r>
+      <w:r>
+        <w:t xml:space="preserve"> so all the data are </w:t>
+      </w:r>
+      <w:proofErr w:type="spellStart"/>
+      <w:r>
+        <w:t>synchronised</w:t>
+      </w:r>
+      <w:proofErr w:type="spellEnd"/>
+      <w:r>
+        <w:t xml:space="preserve"> with my database.</w:t>
+      </w:r>
+    </w:p>
+    <w:p/>
+    <w:p/>
     <w:sectPr>
       <w:pgSz w:w="12240" w:h="15840"/>
       <w:pgMar w:top="1440" w:right="1440" w:bottom="1440" w:left="1440" w:header="720" w:footer="720" w:gutter="0"/>
@@ -3107,6 +3725,27 @@
     <w:name w:val="Normal"/>
     <w:qFormat/>
   </w:style>
+  <w:style w:type="paragraph" w:styleId="Heading1">
+    <w:name w:val="heading 1"/>
+    <w:basedOn w:val="Normal"/>
+    <w:next w:val="Normal"/>
+    <w:link w:val="Heading1Char"/>
+    <w:uiPriority w:val="9"/>
+    <w:qFormat/>
+    <w:rsid w:val="00F73EF7"/>
+    <w:pPr>
+      <w:keepNext/>
+      <w:keepLines/>
+      <w:spacing w:before="240" w:after="0"/>
+      <w:outlineLvl w:val="0"/>
+    </w:pPr>
+    <w:rPr>
+      <w:rFonts w:asciiTheme="majorHAnsi" w:eastAsiaTheme="majorEastAsia" w:hAnsiTheme="majorHAnsi" w:cstheme="majorBidi"/>
+      <w:color w:val="2F5496" w:themeColor="accent1" w:themeShade="BF"/>
+      <w:sz w:val="32"/>
+      <w:szCs w:val="32"/>
+    </w:rPr>
+  </w:style>
   <w:style w:type="character" w:default="1" w:styleId="DefaultParagraphFont">
     <w:name w:val="Default Paragraph Font"/>
     <w:uiPriority w:val="1"/>
@@ -3176,6 +3815,19 @@
       <w:kern w:val="28"/>
       <w:sz w:val="56"/>
       <w:szCs w:val="56"/>
+    </w:rPr>
+  </w:style>
+  <w:style w:type="character" w:customStyle="1" w:styleId="Heading1Char">
+    <w:name w:val="Heading 1 Char"/>
+    <w:basedOn w:val="DefaultParagraphFont"/>
+    <w:link w:val="Heading1"/>
+    <w:uiPriority w:val="9"/>
+    <w:rsid w:val="00F73EF7"/>
+    <w:rPr>
+      <w:rFonts w:asciiTheme="majorHAnsi" w:eastAsiaTheme="majorEastAsia" w:hAnsiTheme="majorHAnsi" w:cstheme="majorBidi"/>
+      <w:color w:val="2F5496" w:themeColor="accent1" w:themeShade="BF"/>
+      <w:sz w:val="32"/>
+      <w:szCs w:val="32"/>
     </w:rPr>
   </w:style>
 </w:styles>

--- a/Task 2/Task 2 Development Template.docx
+++ b/Task 2/Task 2 Development Template.docx
@@ -1277,6 +1277,9 @@
         </mc:AlternateContent>
       </w:r>
       <w:r>
+        <w:rPr>
+          <w:noProof/>
+        </w:rPr>
         <w:drawing>
           <wp:inline distT="0" distB="0" distL="0" distR="0" wp14:anchorId="5683048E" wp14:editId="43D3230B">
             <wp:extent cx="3090265" cy="3305175"/>
@@ -1314,6 +1317,9 @@
         </w:drawing>
       </w:r>
       <w:r>
+        <w:rPr>
+          <w:noProof/>
+        </w:rPr>
         <w:drawing>
           <wp:inline distT="0" distB="0" distL="0" distR="0" wp14:anchorId="2E70A5F1" wp14:editId="3A4A4B18">
             <wp:extent cx="2841795" cy="2249738"/>
@@ -1358,6 +1364,9 @@
         </w:drawing>
       </w:r>
       <w:r>
+        <w:rPr>
+          <w:noProof/>
+        </w:rPr>
         <w:drawing>
           <wp:inline distT="0" distB="0" distL="0" distR="0" wp14:anchorId="376A5BCB" wp14:editId="06505689">
             <wp:extent cx="2579509" cy="389614"/>
@@ -1410,6 +1419,9 @@
     <w:p/>
     <w:p>
       <w:r>
+        <w:rPr>
+          <w:noProof/>
+        </w:rPr>
         <w:drawing>
           <wp:inline distT="0" distB="0" distL="0" distR="0" wp14:anchorId="1EF5271A" wp14:editId="51C412CD">
             <wp:extent cx="2130701" cy="231913"/>
@@ -1538,6 +1550,9 @@
     <w:p/>
     <w:p>
       <w:r>
+        <w:rPr>
+          <w:noProof/>
+        </w:rPr>
         <w:drawing>
           <wp:inline distT="0" distB="0" distL="0" distR="0" wp14:anchorId="7E70D5D3" wp14:editId="22C405A8">
             <wp:extent cx="5943600" cy="3343910"/>
@@ -1585,12 +1600,24 @@
       </w:r>
       <w:proofErr w:type="spellEnd"/>
       <w:r>
-        <w:t>.</w:t>
-      </w:r>
-    </w:p>
-    <w:p/>
-    <w:p>
-      <w:r>
+        <w:t xml:space="preserve">, and that all controllers have the </w:t>
+      </w:r>
+      <w:proofErr w:type="spellStart"/>
+      <w:r>
+        <w:t>ApplicationDbContext</w:t>
+      </w:r>
+      <w:proofErr w:type="spellEnd"/>
+      <w:r>
+        <w:t xml:space="preserve"> linked to it.</w:t>
+      </w:r>
+    </w:p>
+    <w:p/>
+    <w:p>
+      <w:r>
+        <w:rPr>
+          <w:noProof/>
+        </w:rPr>
+        <w:lastRenderedPageBreak/>
         <w:drawing>
           <wp:inline distT="0" distB="0" distL="0" distR="0" wp14:anchorId="7045016C" wp14:editId="67368CE3">
             <wp:extent cx="1676582" cy="190831"/>
@@ -1631,6 +1658,9 @@
     <w:p/>
     <w:p>
       <w:r>
+        <w:rPr>
+          <w:noProof/>
+        </w:rPr>
         <w:drawing>
           <wp:inline distT="0" distB="0" distL="0" distR="0" wp14:anchorId="430A55F6" wp14:editId="7E90A7B6">
             <wp:extent cx="1305107" cy="228632"/>
